--- a/Основы проектирования баз данных/SQL/Лабораторная 5/Отчет5.docx
+++ b/Основы проектирования баз данных/SQL/Лабораторная 5/Отчет5.docx
@@ -63,7 +63,7 @@
                           <a:blip r:embed="rId6" cstate="print">
                             <a:extLst>
                               <a:ext uri="{28A0092B-C50C-407E-A947-70E740481C1C}">
-                                <a14:useLocalDpi xmlns:a14="http://schemas.microsoft.com/office/drawing/2010/main" xmlns:wps="http://schemas.microsoft.com/office/word/2010/wordprocessingShape" xmlns:wpi="http://schemas.microsoft.com/office/word/2010/wordprocessingInk" xmlns:wpg="http://schemas.microsoft.com/office/word/2010/wordprocessingGroup" xmlns:w14="http://schemas.microsoft.com/office/word/2010/wordml" xmlns:w="http://schemas.openxmlformats.org/wordprocessingml/2006/main" xmlns:w10="urn:schemas-microsoft-com:office:word" xmlns:wp14="http://schemas.microsoft.com/office/word/2010/wordprocessingDrawing" xmlns:v="urn:schemas-microsoft-com:vml" xmlns:o="urn:schemas-microsoft-com:office:office" xmlns:mc="http://schemas.openxmlformats.org/markup-compatibility/2006" xmlns:wpc="http://schemas.microsoft.com/office/word/2010/wordprocessingCanvas" xmlns="" val="0"/>
+                                <a14:useLocalDpi xmlns="" xmlns:wpc="http://schemas.microsoft.com/office/word/2010/wordprocessingCanvas" xmlns:mc="http://schemas.openxmlformats.org/markup-compatibility/2006" xmlns:o="urn:schemas-microsoft-com:office:office" xmlns:v="urn:schemas-microsoft-com:vml" xmlns:wp14="http://schemas.microsoft.com/office/word/2010/wordprocessingDrawing" xmlns:w10="urn:schemas-microsoft-com:office:word" xmlns:w="http://schemas.openxmlformats.org/wordprocessingml/2006/main" xmlns:w14="http://schemas.microsoft.com/office/word/2010/wordml" xmlns:wpg="http://schemas.microsoft.com/office/word/2010/wordprocessingGroup" xmlns:wpi="http://schemas.microsoft.com/office/word/2010/wordprocessingInk" xmlns:wps="http://schemas.microsoft.com/office/word/2010/wordprocessingShape" xmlns:a14="http://schemas.microsoft.com/office/drawing/2010/main" val="0"/>
                               </a:ext>
                             </a:extLst>
                           </a:blip>
@@ -329,7 +329,17 @@
           <w:sz w:val="40"/>
           <w:szCs w:val="36"/>
         </w:rPr>
-        <w:t xml:space="preserve">Отчет по 3 </w:t>
+        <w:t>Отчет по 5</w:t>
+      </w:r>
+      <w:r>
+        <w:rPr>
+          <w:rFonts w:cs="Times New Roman"/>
+          <w:b/>
+          <w:bCs/>
+          <w:sz w:val="40"/>
+          <w:szCs w:val="36"/>
+        </w:rPr>
+        <w:t xml:space="preserve"> </w:t>
       </w:r>
       <w:proofErr w:type="gramStart"/>
       <w:r>
@@ -2683,12 +2693,6 @@
         </w:p>
       </w:sdtContent>
     </w:sdt>
-    <w:p>
-      <w:r>
-        <w:lastRenderedPageBreak/>
-        <w:br w:type="page"/>
-      </w:r>
-    </w:p>
     <w:p>
       <w:pPr>
         <w:pStyle w:val="1"/>
@@ -6307,7 +6311,7 @@
 </file>
 
 <file path=customXml/itemProps1.xml><?xml version="1.0" encoding="utf-8"?>
-<ds:datastoreItem xmlns:ds="http://schemas.openxmlformats.org/officeDocument/2006/customXml" ds:itemID="{4440ECAA-2FC2-4792-AC6A-3582052C5932}">
+<ds:datastoreItem xmlns:ds="http://schemas.openxmlformats.org/officeDocument/2006/customXml" ds:itemID="{052BA606-9322-4A9A-BD48-A8358AFE9FE3}">
   <ds:schemaRefs>
     <ds:schemaRef ds:uri="http://schemas.openxmlformats.org/officeDocument/2006/bibliography"/>
   </ds:schemaRefs>
